--- a/src/main/resources/com/example/proburok/docs/template_1.docx
+++ b/src/main/resources/com/example/proburok/docs/template_1.docx
@@ -1,6 +1,6 @@
 
 <file path=word/document.xml><?xml version="1.0" encoding="utf-8"?>
-<w:document xmlns:wpc="http://schemas.microsoft.com/office/word/2010/wordprocessingCanvas" xmlns:cx="http://schemas.microsoft.com/office/drawing/2014/chartex" xmlns:cx1="http://schemas.microsoft.com/office/drawing/2015/9/8/chartex" xmlns:mc="http://schemas.openxmlformats.org/markup-compatibility/2006" xmlns:o="urn:schemas-microsoft-com:office:office" xmlns:r="http://schemas.openxmlformats.org/officeDocument/2006/relationships" xmlns:m="http://schemas.openxmlformats.org/officeDocument/2006/math" xmlns:v="urn:schemas-microsoft-com:vml" xmlns:wp14="http://schemas.microsoft.com/office/word/2010/wordprocessingDrawing" xmlns:wp="http://schemas.openxmlformats.org/drawingml/2006/wordprocessingDrawing" xmlns:w10="urn:schemas-microsoft-com:office:word" xmlns:w="http://schemas.openxmlformats.org/wordprocessingml/2006/main" xmlns:w14="http://schemas.microsoft.com/office/word/2010/wordml" xmlns:w15="http://schemas.microsoft.com/office/word/2012/wordml" xmlns:w16se="http://schemas.microsoft.com/office/word/2015/wordml/symex" xmlns:wpg="http://schemas.microsoft.com/office/word/2010/wordprocessingGroup" xmlns:wpi="http://schemas.microsoft.com/office/word/2010/wordprocessingInk" xmlns:wne="http://schemas.microsoft.com/office/word/2006/wordml" xmlns:wps="http://schemas.microsoft.com/office/word/2010/wordprocessingShape" mc:Ignorable="w14 w15 w16se wp14">
+<w:document xmlns:wpc="http://schemas.microsoft.com/office/word/2010/wordprocessingCanvas" xmlns:cx="http://schemas.microsoft.com/office/drawing/2014/chartex" xmlns:mc="http://schemas.openxmlformats.org/markup-compatibility/2006" xmlns:o="urn:schemas-microsoft-com:office:office" xmlns:r="http://schemas.openxmlformats.org/officeDocument/2006/relationships" xmlns:m="http://schemas.openxmlformats.org/officeDocument/2006/math" xmlns:v="urn:schemas-microsoft-com:vml" xmlns:wp14="http://schemas.microsoft.com/office/word/2010/wordprocessingDrawing" xmlns:wp="http://schemas.openxmlformats.org/drawingml/2006/wordprocessingDrawing" xmlns:w10="urn:schemas-microsoft-com:office:word" xmlns:w="http://schemas.openxmlformats.org/wordprocessingml/2006/main" xmlns:w14="http://schemas.microsoft.com/office/word/2010/wordml" xmlns:w15="http://schemas.microsoft.com/office/word/2012/wordml" xmlns:w16se="http://schemas.microsoft.com/office/word/2015/wordml/symex" xmlns:wpg="http://schemas.microsoft.com/office/word/2010/wordprocessingGroup" xmlns:wpi="http://schemas.microsoft.com/office/word/2010/wordprocessingInk" xmlns:wne="http://schemas.microsoft.com/office/word/2006/wordml" xmlns:wps="http://schemas.microsoft.com/office/word/2010/wordprocessingShape" mc:Ignorable="w14 w15 w16se wp14">
   <w:body>
     <w:tbl>
       <w:tblPr>
@@ -146,7 +146,16 @@
               <w:jc w:val="left"/>
             </w:pPr>
             <w:r>
-              <w:t>__________________ Фамилия И.О.</w:t>
+              <w:t xml:space="preserve">__________________ </w:t>
+            </w:r>
+            <w:r>
+              <w:t>Огуенко И</w:t>
+            </w:r>
+            <w:r>
+              <w:t>.</w:t>
+            </w:r>
+            <w:r>
+              <w:t>И.</w:t>
             </w:r>
           </w:p>
         </w:tc>
@@ -1206,8 +1215,16 @@
               <w:jc w:val="left"/>
             </w:pPr>
             <w:r>
-              <w:t xml:space="preserve">Главный геолог </w:t>
-            </w:r>
+              <w:t>Г</w:t>
+            </w:r>
+            <w:r>
+              <w:t xml:space="preserve">еолог </w:t>
+            </w:r>
+            <w:r>
+              <w:t xml:space="preserve">на </w:t>
+            </w:r>
+            <w:bookmarkStart w:id="0" w:name="_GoBack"/>
+            <w:bookmarkEnd w:id="0"/>
             <w:r>
               <w:t>ПР</w:t>
             </w:r>
@@ -1230,7 +1247,21 @@
               <w:jc w:val="left"/>
             </w:pPr>
             <w:r>
-              <w:t>__________________Фамилия И.О.</w:t>
+              <w:t>__________________</w:t>
+            </w:r>
+            <w:r>
+              <w:t>${</w:t>
+            </w:r>
+            <w:proofErr w:type="spellStart"/>
+            <w:r>
+              <w:rPr>
+                <w:lang w:val="en-US"/>
+              </w:rPr>
+              <w:t>FamGeo</w:t>
+            </w:r>
+            <w:proofErr w:type="spellEnd"/>
+            <w:r>
+              <w:t>}</w:t>
             </w:r>
           </w:p>
         </w:tc>
@@ -1391,8 +1422,6 @@
             <w:r>
               <w:t>}</w:t>
             </w:r>
-            <w:bookmarkStart w:id="0" w:name="_GoBack"/>
-            <w:bookmarkEnd w:id="0"/>
           </w:p>
         </w:tc>
       </w:tr>
@@ -1886,7 +1915,7 @@
     <w:tbl>
       <w:tblPr>
         <w:tblStyle w:val="afb"/>
-        <w:tblW w:w="15446" w:type="dxa"/>
+        <w:tblW w:w="9214" w:type="dxa"/>
         <w:jc w:val="center"/>
         <w:tblBorders>
           <w:top w:val="none" w:sz="0" w:space="0" w:color="auto"/>
@@ -1899,22 +1928,22 @@
         <w:tblLook w:val="04A0" w:firstRow="1" w:lastRow="0" w:firstColumn="1" w:lastColumn="0" w:noHBand="0" w:noVBand="1"/>
       </w:tblPr>
       <w:tblGrid>
-        <w:gridCol w:w="10773"/>
-        <w:gridCol w:w="4673"/>
+        <w:gridCol w:w="236"/>
+        <w:gridCol w:w="8978"/>
       </w:tblGrid>
       <w:tr>
         <w:trPr>
-          <w:trHeight w:hRule="exact" w:val="7826"/>
+          <w:trHeight w:hRule="exact" w:val="13218"/>
           <w:jc w:val="center"/>
         </w:trPr>
         <w:tc>
           <w:tcPr>
-            <w:tcW w:w="15446" w:type="dxa"/>
+            <w:tcW w:w="9214" w:type="dxa"/>
             <w:gridSpan w:val="2"/>
           </w:tcPr>
           <w:p>
             <w:pPr>
-              <w:ind w:firstLine="0"/>
+              <w:ind w:left="-1243" w:firstLine="0"/>
               <w:jc w:val="center"/>
             </w:pPr>
             <w:bookmarkStart w:id="1" w:name="sxema"/>
@@ -1938,12 +1967,12 @@
       </w:tr>
       <w:tr>
         <w:trPr>
-          <w:trHeight w:val="20"/>
+          <w:trHeight w:val="510"/>
           <w:jc w:val="center"/>
         </w:trPr>
         <w:tc>
           <w:tcPr>
-            <w:tcW w:w="10773" w:type="dxa"/>
+            <w:tcW w:w="236" w:type="dxa"/>
             <w:vMerge w:val="restart"/>
             <w:vAlign w:val="center"/>
           </w:tcPr>
@@ -1956,29 +1985,29 @@
         </w:tc>
         <w:tc>
           <w:tcPr>
-            <w:tcW w:w="4673" w:type="dxa"/>
+            <w:tcW w:w="8978" w:type="dxa"/>
             <w:vAlign w:val="center"/>
           </w:tcPr>
           <w:p>
             <w:pPr>
               <w:spacing w:line="240" w:lineRule="auto"/>
-              <w:ind w:firstLine="0"/>
+              <w:ind w:left="4777" w:firstLine="0"/>
               <w:jc w:val="left"/>
             </w:pPr>
             <w:r>
-              <w:t>Начальник ПВС</w:t>
+              <w:t>Зам. главного инженера ПР по ВР и В</w:t>
             </w:r>
           </w:p>
         </w:tc>
       </w:tr>
       <w:tr>
         <w:trPr>
-          <w:trHeight w:val="20"/>
+          <w:trHeight w:val="57"/>
           <w:jc w:val="center"/>
         </w:trPr>
         <w:tc>
           <w:tcPr>
-            <w:tcW w:w="10773" w:type="dxa"/>
+            <w:tcW w:w="236" w:type="dxa"/>
             <w:vMerge/>
             <w:vAlign w:val="center"/>
           </w:tcPr>
@@ -1991,28 +2020,40 @@
         </w:tc>
         <w:tc>
           <w:tcPr>
-            <w:tcW w:w="4673" w:type="dxa"/>
-            <w:vAlign w:val="center"/>
-          </w:tcPr>
-          <w:p>
-            <w:pPr>
-              <w:ind w:firstLine="0"/>
+            <w:tcW w:w="8978" w:type="dxa"/>
+            <w:vAlign w:val="center"/>
+          </w:tcPr>
+          <w:p>
+            <w:pPr>
+              <w:ind w:left="4777" w:firstLine="0"/>
               <w:jc w:val="left"/>
             </w:pPr>
             <w:r>
-              <w:t>__________________Фамилия И.О.</w:t>
+              <w:t>__</w:t>
+            </w:r>
+            <w:r>
+              <w:t>__________________</w:t>
+            </w:r>
+            <w:r>
+              <w:t>Солдатов К</w:t>
+            </w:r>
+            <w:r>
+              <w:t>.</w:t>
+            </w:r>
+            <w:r>
+              <w:t>В.</w:t>
             </w:r>
           </w:p>
         </w:tc>
       </w:tr>
       <w:tr>
         <w:trPr>
-          <w:trHeight w:val="20"/>
+          <w:trHeight w:val="57"/>
           <w:jc w:val="center"/>
         </w:trPr>
         <w:tc>
           <w:tcPr>
-            <w:tcW w:w="10773" w:type="dxa"/>
+            <w:tcW w:w="236" w:type="dxa"/>
             <w:vMerge/>
             <w:vAlign w:val="center"/>
           </w:tcPr>
@@ -2025,12 +2066,12 @@
         </w:tc>
         <w:tc>
           <w:tcPr>
-            <w:tcW w:w="4673" w:type="dxa"/>
-            <w:vAlign w:val="center"/>
-          </w:tcPr>
-          <w:p>
-            <w:pPr>
-              <w:ind w:firstLine="0"/>
+            <w:tcW w:w="8978" w:type="dxa"/>
+            <w:vAlign w:val="center"/>
+          </w:tcPr>
+          <w:p>
+            <w:pPr>
+              <w:ind w:left="4777" w:firstLine="0"/>
               <w:jc w:val="left"/>
             </w:pPr>
             <w:r>
@@ -2054,8 +2095,8 @@
         </w:rPr>
         <w:sectPr>
           <w:footerReference w:type="default" r:id="rId14"/>
-          <w:pgSz w:w="16838" w:h="11906" w:orient="landscape"/>
-          <w:pgMar w:top="1247" w:right="680" w:bottom="680" w:left="680" w:header="680" w:footer="283" w:gutter="0"/>
+          <w:pgSz w:w="11906" w:h="16838"/>
+          <w:pgMar w:top="680" w:right="680" w:bottom="680" w:left="1247" w:header="680" w:footer="283" w:gutter="0"/>
           <w:cols w:space="708"/>
           <w:docGrid w:linePitch="360"/>
         </w:sectPr>
@@ -2096,7 +2137,15 @@
         <w:jc w:val="center"/>
       </w:pPr>
       <w:r>
-        <w:t>${scheduleTable}</w:t>
+        <w:t>${</w:t>
+      </w:r>
+      <w:proofErr w:type="spellStart"/>
+      <w:r>
+        <w:t>scheduleTable</w:t>
+      </w:r>
+      <w:proofErr w:type="spellEnd"/>
+      <w:r>
+        <w:t>}</w:t>
       </w:r>
     </w:p>
     <w:p>
@@ -4089,7 +4138,7 @@
 </file>
 
 <file path=word/endnotes.xml><?xml version="1.0" encoding="utf-8"?>
-<w:endnotes xmlns:wpc="http://schemas.microsoft.com/office/word/2010/wordprocessingCanvas" xmlns:cx="http://schemas.microsoft.com/office/drawing/2014/chartex" xmlns:cx1="http://schemas.microsoft.com/office/drawing/2015/9/8/chartex" xmlns:mc="http://schemas.openxmlformats.org/markup-compatibility/2006" xmlns:o="urn:schemas-microsoft-com:office:office" xmlns:r="http://schemas.openxmlformats.org/officeDocument/2006/relationships" xmlns:m="http://schemas.openxmlformats.org/officeDocument/2006/math" xmlns:v="urn:schemas-microsoft-com:vml" xmlns:wp14="http://schemas.microsoft.com/office/word/2010/wordprocessingDrawing" xmlns:wp="http://schemas.openxmlformats.org/drawingml/2006/wordprocessingDrawing" xmlns:w10="urn:schemas-microsoft-com:office:word" xmlns:w="http://schemas.openxmlformats.org/wordprocessingml/2006/main" xmlns:w14="http://schemas.microsoft.com/office/word/2010/wordml" xmlns:w15="http://schemas.microsoft.com/office/word/2012/wordml" xmlns:w16se="http://schemas.microsoft.com/office/word/2015/wordml/symex" xmlns:wpg="http://schemas.microsoft.com/office/word/2010/wordprocessingGroup" xmlns:wpi="http://schemas.microsoft.com/office/word/2010/wordprocessingInk" xmlns:wne="http://schemas.microsoft.com/office/word/2006/wordml" xmlns:wps="http://schemas.microsoft.com/office/word/2010/wordprocessingShape" mc:Ignorable="w14 w15 w16se wp14">
+<w:endnotes xmlns:wpc="http://schemas.microsoft.com/office/word/2010/wordprocessingCanvas" xmlns:cx="http://schemas.microsoft.com/office/drawing/2014/chartex" xmlns:mc="http://schemas.openxmlformats.org/markup-compatibility/2006" xmlns:o="urn:schemas-microsoft-com:office:office" xmlns:r="http://schemas.openxmlformats.org/officeDocument/2006/relationships" xmlns:m="http://schemas.openxmlformats.org/officeDocument/2006/math" xmlns:v="urn:schemas-microsoft-com:vml" xmlns:wp14="http://schemas.microsoft.com/office/word/2010/wordprocessingDrawing" xmlns:wp="http://schemas.openxmlformats.org/drawingml/2006/wordprocessingDrawing" xmlns:w10="urn:schemas-microsoft-com:office:word" xmlns:w="http://schemas.openxmlformats.org/wordprocessingml/2006/main" xmlns:w14="http://schemas.microsoft.com/office/word/2010/wordml" xmlns:w15="http://schemas.microsoft.com/office/word/2012/wordml" xmlns:w16se="http://schemas.microsoft.com/office/word/2015/wordml/symex" xmlns:wpg="http://schemas.microsoft.com/office/word/2010/wordprocessingGroup" xmlns:wpi="http://schemas.microsoft.com/office/word/2010/wordprocessingInk" xmlns:wne="http://schemas.microsoft.com/office/word/2006/wordml" xmlns:wps="http://schemas.microsoft.com/office/word/2010/wordprocessingShape" mc:Ignorable="w14 w15 w16se wp14">
   <w:endnote w:type="separator" w:id="-1">
     <w:p>
       <w:pPr>
@@ -4114,7 +4163,7 @@
 </file>
 
 <file path=word/footer1.xml><?xml version="1.0" encoding="utf-8"?>
-<w:ftr xmlns:wpc="http://schemas.microsoft.com/office/word/2010/wordprocessingCanvas" xmlns:cx="http://schemas.microsoft.com/office/drawing/2014/chartex" xmlns:cx1="http://schemas.microsoft.com/office/drawing/2015/9/8/chartex" xmlns:mc="http://schemas.openxmlformats.org/markup-compatibility/2006" xmlns:o="urn:schemas-microsoft-com:office:office" xmlns:r="http://schemas.openxmlformats.org/officeDocument/2006/relationships" xmlns:m="http://schemas.openxmlformats.org/officeDocument/2006/math" xmlns:v="urn:schemas-microsoft-com:vml" xmlns:wp14="http://schemas.microsoft.com/office/word/2010/wordprocessingDrawing" xmlns:wp="http://schemas.openxmlformats.org/drawingml/2006/wordprocessingDrawing" xmlns:w10="urn:schemas-microsoft-com:office:word" xmlns:w="http://schemas.openxmlformats.org/wordprocessingml/2006/main" xmlns:w14="http://schemas.microsoft.com/office/word/2010/wordml" xmlns:w15="http://schemas.microsoft.com/office/word/2012/wordml" xmlns:w16se="http://schemas.microsoft.com/office/word/2015/wordml/symex" xmlns:wpg="http://schemas.microsoft.com/office/word/2010/wordprocessingGroup" xmlns:wpi="http://schemas.microsoft.com/office/word/2010/wordprocessingInk" xmlns:wne="http://schemas.microsoft.com/office/word/2006/wordml" xmlns:wps="http://schemas.microsoft.com/office/word/2010/wordprocessingShape" mc:Ignorable="w14 w15 w16se wp14">
+<w:ftr xmlns:wpc="http://schemas.microsoft.com/office/word/2010/wordprocessingCanvas" xmlns:cx="http://schemas.microsoft.com/office/drawing/2014/chartex" xmlns:mc="http://schemas.openxmlformats.org/markup-compatibility/2006" xmlns:o="urn:schemas-microsoft-com:office:office" xmlns:r="http://schemas.openxmlformats.org/officeDocument/2006/relationships" xmlns:m="http://schemas.openxmlformats.org/officeDocument/2006/math" xmlns:v="urn:schemas-microsoft-com:vml" xmlns:wp14="http://schemas.microsoft.com/office/word/2010/wordprocessingDrawing" xmlns:wp="http://schemas.openxmlformats.org/drawingml/2006/wordprocessingDrawing" xmlns:w10="urn:schemas-microsoft-com:office:word" xmlns:w="http://schemas.openxmlformats.org/wordprocessingml/2006/main" xmlns:w14="http://schemas.microsoft.com/office/word/2010/wordml" xmlns:w15="http://schemas.microsoft.com/office/word/2012/wordml" xmlns:w16se="http://schemas.microsoft.com/office/word/2015/wordml/symex" xmlns:wpg="http://schemas.microsoft.com/office/word/2010/wordprocessingGroup" xmlns:wpi="http://schemas.microsoft.com/office/word/2010/wordprocessingInk" xmlns:wne="http://schemas.microsoft.com/office/word/2006/wordml" xmlns:wps="http://schemas.microsoft.com/office/word/2010/wordprocessingShape" mc:Ignorable="w14 w15 w16se wp14">
   <w:tbl>
     <w:tblPr>
       <w:tblW w:w="5000" w:type="pct"/>
@@ -4260,7 +4309,7 @@
 </file>
 
 <file path=word/footer2.xml><?xml version="1.0" encoding="utf-8"?>
-<w:ftr xmlns:wpc="http://schemas.microsoft.com/office/word/2010/wordprocessingCanvas" xmlns:cx="http://schemas.microsoft.com/office/drawing/2014/chartex" xmlns:cx1="http://schemas.microsoft.com/office/drawing/2015/9/8/chartex" xmlns:mc="http://schemas.openxmlformats.org/markup-compatibility/2006" xmlns:o="urn:schemas-microsoft-com:office:office" xmlns:r="http://schemas.openxmlformats.org/officeDocument/2006/relationships" xmlns:m="http://schemas.openxmlformats.org/officeDocument/2006/math" xmlns:v="urn:schemas-microsoft-com:vml" xmlns:wp14="http://schemas.microsoft.com/office/word/2010/wordprocessingDrawing" xmlns:wp="http://schemas.openxmlformats.org/drawingml/2006/wordprocessingDrawing" xmlns:w10="urn:schemas-microsoft-com:office:word" xmlns:w="http://schemas.openxmlformats.org/wordprocessingml/2006/main" xmlns:w14="http://schemas.microsoft.com/office/word/2010/wordml" xmlns:w15="http://schemas.microsoft.com/office/word/2012/wordml" xmlns:w16se="http://schemas.microsoft.com/office/word/2015/wordml/symex" xmlns:wpg="http://schemas.microsoft.com/office/word/2010/wordprocessingGroup" xmlns:wpi="http://schemas.microsoft.com/office/word/2010/wordprocessingInk" xmlns:wne="http://schemas.microsoft.com/office/word/2006/wordml" xmlns:wps="http://schemas.microsoft.com/office/word/2010/wordprocessingShape" mc:Ignorable="w14 w15 w16se wp14">
+<w:ftr xmlns:wpc="http://schemas.microsoft.com/office/word/2010/wordprocessingCanvas" xmlns:cx="http://schemas.microsoft.com/office/drawing/2014/chartex" xmlns:mc="http://schemas.openxmlformats.org/markup-compatibility/2006" xmlns:o="urn:schemas-microsoft-com:office:office" xmlns:r="http://schemas.openxmlformats.org/officeDocument/2006/relationships" xmlns:m="http://schemas.openxmlformats.org/officeDocument/2006/math" xmlns:v="urn:schemas-microsoft-com:vml" xmlns:wp14="http://schemas.microsoft.com/office/word/2010/wordprocessingDrawing" xmlns:wp="http://schemas.openxmlformats.org/drawingml/2006/wordprocessingDrawing" xmlns:w10="urn:schemas-microsoft-com:office:word" xmlns:w="http://schemas.openxmlformats.org/wordprocessingml/2006/main" xmlns:w14="http://schemas.microsoft.com/office/word/2010/wordml" xmlns:w15="http://schemas.microsoft.com/office/word/2012/wordml" xmlns:w16se="http://schemas.microsoft.com/office/word/2015/wordml/symex" xmlns:wpg="http://schemas.microsoft.com/office/word/2010/wordprocessingGroup" xmlns:wpi="http://schemas.microsoft.com/office/word/2010/wordprocessingInk" xmlns:wne="http://schemas.microsoft.com/office/word/2006/wordml" xmlns:wps="http://schemas.microsoft.com/office/word/2010/wordprocessingShape" mc:Ignorable="w14 w15 w16se wp14">
   <w:tbl>
     <w:tblPr>
       <w:tblW w:w="5000" w:type="pct"/>
@@ -4392,7 +4441,7 @@
 </file>
 
 <file path=word/footer3.xml><?xml version="1.0" encoding="utf-8"?>
-<w:ftr xmlns:wpc="http://schemas.microsoft.com/office/word/2010/wordprocessingCanvas" xmlns:cx="http://schemas.microsoft.com/office/drawing/2014/chartex" xmlns:cx1="http://schemas.microsoft.com/office/drawing/2015/9/8/chartex" xmlns:mc="http://schemas.openxmlformats.org/markup-compatibility/2006" xmlns:o="urn:schemas-microsoft-com:office:office" xmlns:r="http://schemas.openxmlformats.org/officeDocument/2006/relationships" xmlns:m="http://schemas.openxmlformats.org/officeDocument/2006/math" xmlns:v="urn:schemas-microsoft-com:vml" xmlns:wp14="http://schemas.microsoft.com/office/word/2010/wordprocessingDrawing" xmlns:wp="http://schemas.openxmlformats.org/drawingml/2006/wordprocessingDrawing" xmlns:w10="urn:schemas-microsoft-com:office:word" xmlns:w="http://schemas.openxmlformats.org/wordprocessingml/2006/main" xmlns:w14="http://schemas.microsoft.com/office/word/2010/wordml" xmlns:w15="http://schemas.microsoft.com/office/word/2012/wordml" xmlns:w16se="http://schemas.microsoft.com/office/word/2015/wordml/symex" xmlns:wpg="http://schemas.microsoft.com/office/word/2010/wordprocessingGroup" xmlns:wpi="http://schemas.microsoft.com/office/word/2010/wordprocessingInk" xmlns:wne="http://schemas.microsoft.com/office/word/2006/wordml" xmlns:wps="http://schemas.microsoft.com/office/word/2010/wordprocessingShape" mc:Ignorable="w14 w15 w16se wp14">
+<w:ftr xmlns:wpc="http://schemas.microsoft.com/office/word/2010/wordprocessingCanvas" xmlns:cx="http://schemas.microsoft.com/office/drawing/2014/chartex" xmlns:mc="http://schemas.openxmlformats.org/markup-compatibility/2006" xmlns:o="urn:schemas-microsoft-com:office:office" xmlns:r="http://schemas.openxmlformats.org/officeDocument/2006/relationships" xmlns:m="http://schemas.openxmlformats.org/officeDocument/2006/math" xmlns:v="urn:schemas-microsoft-com:vml" xmlns:wp14="http://schemas.microsoft.com/office/word/2010/wordprocessingDrawing" xmlns:wp="http://schemas.openxmlformats.org/drawingml/2006/wordprocessingDrawing" xmlns:w10="urn:schemas-microsoft-com:office:word" xmlns:w="http://schemas.openxmlformats.org/wordprocessingml/2006/main" xmlns:w14="http://schemas.microsoft.com/office/word/2010/wordml" xmlns:w15="http://schemas.microsoft.com/office/word/2012/wordml" xmlns:w16se="http://schemas.microsoft.com/office/word/2015/wordml/symex" xmlns:wpg="http://schemas.microsoft.com/office/word/2010/wordprocessingGroup" xmlns:wpi="http://schemas.microsoft.com/office/word/2010/wordprocessingInk" xmlns:wne="http://schemas.microsoft.com/office/word/2006/wordml" xmlns:wps="http://schemas.microsoft.com/office/word/2010/wordprocessingShape" mc:Ignorable="w14 w15 w16se wp14">
   <w:tbl>
     <w:tblPr>
       <w:tblW w:w="5000" w:type="pct"/>
@@ -4524,7 +4573,7 @@
 </file>
 
 <file path=word/footer4.xml><?xml version="1.0" encoding="utf-8"?>
-<w:ftr xmlns:wpc="http://schemas.microsoft.com/office/word/2010/wordprocessingCanvas" xmlns:cx="http://schemas.microsoft.com/office/drawing/2014/chartex" xmlns:cx1="http://schemas.microsoft.com/office/drawing/2015/9/8/chartex" xmlns:mc="http://schemas.openxmlformats.org/markup-compatibility/2006" xmlns:o="urn:schemas-microsoft-com:office:office" xmlns:r="http://schemas.openxmlformats.org/officeDocument/2006/relationships" xmlns:m="http://schemas.openxmlformats.org/officeDocument/2006/math" xmlns:v="urn:schemas-microsoft-com:vml" xmlns:wp14="http://schemas.microsoft.com/office/word/2010/wordprocessingDrawing" xmlns:wp="http://schemas.openxmlformats.org/drawingml/2006/wordprocessingDrawing" xmlns:w10="urn:schemas-microsoft-com:office:word" xmlns:w="http://schemas.openxmlformats.org/wordprocessingml/2006/main" xmlns:w14="http://schemas.microsoft.com/office/word/2010/wordml" xmlns:w15="http://schemas.microsoft.com/office/word/2012/wordml" xmlns:w16se="http://schemas.microsoft.com/office/word/2015/wordml/symex" xmlns:wpg="http://schemas.microsoft.com/office/word/2010/wordprocessingGroup" xmlns:wpi="http://schemas.microsoft.com/office/word/2010/wordprocessingInk" xmlns:wne="http://schemas.microsoft.com/office/word/2006/wordml" xmlns:wps="http://schemas.microsoft.com/office/word/2010/wordprocessingShape" mc:Ignorable="w14 w15 w16se wp14">
+<w:ftr xmlns:wpc="http://schemas.microsoft.com/office/word/2010/wordprocessingCanvas" xmlns:cx="http://schemas.microsoft.com/office/drawing/2014/chartex" xmlns:mc="http://schemas.openxmlformats.org/markup-compatibility/2006" xmlns:o="urn:schemas-microsoft-com:office:office" xmlns:r="http://schemas.openxmlformats.org/officeDocument/2006/relationships" xmlns:m="http://schemas.openxmlformats.org/officeDocument/2006/math" xmlns:v="urn:schemas-microsoft-com:vml" xmlns:wp14="http://schemas.microsoft.com/office/word/2010/wordprocessingDrawing" xmlns:wp="http://schemas.openxmlformats.org/drawingml/2006/wordprocessingDrawing" xmlns:w10="urn:schemas-microsoft-com:office:word" xmlns:w="http://schemas.openxmlformats.org/wordprocessingml/2006/main" xmlns:w14="http://schemas.microsoft.com/office/word/2010/wordml" xmlns:w15="http://schemas.microsoft.com/office/word/2012/wordml" xmlns:w16se="http://schemas.microsoft.com/office/word/2015/wordml/symex" xmlns:wpg="http://schemas.microsoft.com/office/word/2010/wordprocessingGroup" xmlns:wpi="http://schemas.microsoft.com/office/word/2010/wordprocessingInk" xmlns:wne="http://schemas.microsoft.com/office/word/2006/wordml" xmlns:wps="http://schemas.microsoft.com/office/word/2010/wordprocessingShape" mc:Ignorable="w14 w15 w16se wp14">
   <w:tbl>
     <w:tblPr>
       <w:tblW w:w="5000" w:type="pct"/>
@@ -4630,7 +4679,7 @@
               <w:noProof/>
               <w:color w:val="FFFFFF" w:themeColor="background1"/>
             </w:rPr>
-            <w:t>6</w:t>
+            <w:t>7</w:t>
           </w:r>
           <w:r>
             <w:rPr>
@@ -4653,10 +4702,10 @@
 </file>
 
 <file path=word/footer5.xml><?xml version="1.0" encoding="utf-8"?>
-<w:ftr xmlns:wpc="http://schemas.microsoft.com/office/word/2010/wordprocessingCanvas" xmlns:cx="http://schemas.microsoft.com/office/drawing/2014/chartex" xmlns:cx1="http://schemas.microsoft.com/office/drawing/2015/9/8/chartex" xmlns:mc="http://schemas.openxmlformats.org/markup-compatibility/2006" xmlns:o="urn:schemas-microsoft-com:office:office" xmlns:r="http://schemas.openxmlformats.org/officeDocument/2006/relationships" xmlns:m="http://schemas.openxmlformats.org/officeDocument/2006/math" xmlns:v="urn:schemas-microsoft-com:vml" xmlns:wp14="http://schemas.microsoft.com/office/word/2010/wordprocessingDrawing" xmlns:wp="http://schemas.openxmlformats.org/drawingml/2006/wordprocessingDrawing" xmlns:w10="urn:schemas-microsoft-com:office:word" xmlns:w="http://schemas.openxmlformats.org/wordprocessingml/2006/main" xmlns:w14="http://schemas.microsoft.com/office/word/2010/wordml" xmlns:w15="http://schemas.microsoft.com/office/word/2012/wordml" xmlns:w16se="http://schemas.microsoft.com/office/word/2015/wordml/symex" xmlns:wpg="http://schemas.microsoft.com/office/word/2010/wordprocessingGroup" xmlns:wpi="http://schemas.microsoft.com/office/word/2010/wordprocessingInk" xmlns:wne="http://schemas.microsoft.com/office/word/2006/wordml" xmlns:wps="http://schemas.microsoft.com/office/word/2010/wordprocessingShape" mc:Ignorable="w14 w15 w16se wp14">
+<w:ftr xmlns:wpc="http://schemas.microsoft.com/office/word/2010/wordprocessingCanvas" xmlns:cx="http://schemas.microsoft.com/office/drawing/2014/chartex" xmlns:mc="http://schemas.openxmlformats.org/markup-compatibility/2006" xmlns:o="urn:schemas-microsoft-com:office:office" xmlns:r="http://schemas.openxmlformats.org/officeDocument/2006/relationships" xmlns:m="http://schemas.openxmlformats.org/officeDocument/2006/math" xmlns:v="urn:schemas-microsoft-com:vml" xmlns:wp14="http://schemas.microsoft.com/office/word/2010/wordprocessingDrawing" xmlns:wp="http://schemas.openxmlformats.org/drawingml/2006/wordprocessingDrawing" xmlns:w10="urn:schemas-microsoft-com:office:word" xmlns:w="http://schemas.openxmlformats.org/wordprocessingml/2006/main" xmlns:w14="http://schemas.microsoft.com/office/word/2010/wordml" xmlns:w15="http://schemas.microsoft.com/office/word/2012/wordml" xmlns:w16se="http://schemas.microsoft.com/office/word/2015/wordml/symex" xmlns:wpg="http://schemas.microsoft.com/office/word/2010/wordprocessingGroup" xmlns:wpi="http://schemas.microsoft.com/office/word/2010/wordprocessingInk" xmlns:wne="http://schemas.microsoft.com/office/word/2006/wordml" xmlns:wps="http://schemas.microsoft.com/office/word/2010/wordprocessingShape" mc:Ignorable="w14 w15 w16se wp14">
   <w:tbl>
     <w:tblPr>
-      <w:tblW w:w="5000" w:type="pct"/>
+      <w:tblW w:w="5114" w:type="pct"/>
       <w:jc w:val="right"/>
       <w:tblBorders>
         <w:top w:val="single" w:sz="4" w:space="0" w:color="auto"/>
@@ -4670,8 +4719,8 @@
       <w:tblLook w:val="04A0" w:firstRow="1" w:lastRow="0" w:firstColumn="1" w:lastColumn="0" w:noHBand="0" w:noVBand="1"/>
     </w:tblPr>
     <w:tblGrid>
-      <w:gridCol w:w="14741"/>
-      <w:gridCol w:w="737"/>
+      <w:gridCol w:w="9397"/>
+      <w:gridCol w:w="810"/>
     </w:tblGrid>
     <w:tr>
       <w:trPr>
@@ -4679,7 +4728,7 @@
       </w:trPr>
       <w:tc>
         <w:tcPr>
-          <w:tcW w:w="14742" w:type="dxa"/>
+          <w:tcW w:w="9396" w:type="dxa"/>
           <w:vAlign w:val="center"/>
         </w:tcPr>
         <w:sdt>
@@ -4690,7 +4739,7 @@
             </w:rPr>
             <w:alias w:val="Автор"/>
             <w:tag w:val=""/>
-            <w:id w:val="99150248"/>
+            <w:id w:val="-1608193165"/>
             <w:placeholder>
               <w:docPart w:val="CD83AE9DE4274FC2A9D11E8D09258224"/>
             </w:placeholder>
@@ -4722,7 +4771,7 @@
       </w:tc>
       <w:tc>
         <w:tcPr>
-          <w:tcW w:w="737" w:type="dxa"/>
+          <w:tcW w:w="810" w:type="dxa"/>
           <w:shd w:val="clear" w:color="auto" w:fill="A6A6A6" w:themeFill="background1" w:themeFillShade="A6"/>
           <w:vAlign w:val="center"/>
         </w:tcPr>
@@ -4785,7 +4834,7 @@
 </file>
 
 <file path=word/footer6.xml><?xml version="1.0" encoding="utf-8"?>
-<w:ftr xmlns:wpc="http://schemas.microsoft.com/office/word/2010/wordprocessingCanvas" xmlns:cx="http://schemas.microsoft.com/office/drawing/2014/chartex" xmlns:cx1="http://schemas.microsoft.com/office/drawing/2015/9/8/chartex" xmlns:mc="http://schemas.openxmlformats.org/markup-compatibility/2006" xmlns:o="urn:schemas-microsoft-com:office:office" xmlns:r="http://schemas.openxmlformats.org/officeDocument/2006/relationships" xmlns:m="http://schemas.openxmlformats.org/officeDocument/2006/math" xmlns:v="urn:schemas-microsoft-com:vml" xmlns:wp14="http://schemas.microsoft.com/office/word/2010/wordprocessingDrawing" xmlns:wp="http://schemas.openxmlformats.org/drawingml/2006/wordprocessingDrawing" xmlns:w10="urn:schemas-microsoft-com:office:word" xmlns:w="http://schemas.openxmlformats.org/wordprocessingml/2006/main" xmlns:w14="http://schemas.microsoft.com/office/word/2010/wordml" xmlns:w15="http://schemas.microsoft.com/office/word/2012/wordml" xmlns:w16se="http://schemas.microsoft.com/office/word/2015/wordml/symex" xmlns:wpg="http://schemas.microsoft.com/office/word/2010/wordprocessingGroup" xmlns:wpi="http://schemas.microsoft.com/office/word/2010/wordprocessingInk" xmlns:wne="http://schemas.microsoft.com/office/word/2006/wordml" xmlns:wps="http://schemas.microsoft.com/office/word/2010/wordprocessingShape" mc:Ignorable="w14 w15 w16se wp14">
+<w:ftr xmlns:wpc="http://schemas.microsoft.com/office/word/2010/wordprocessingCanvas" xmlns:cx="http://schemas.microsoft.com/office/drawing/2014/chartex" xmlns:mc="http://schemas.openxmlformats.org/markup-compatibility/2006" xmlns:o="urn:schemas-microsoft-com:office:office" xmlns:r="http://schemas.openxmlformats.org/officeDocument/2006/relationships" xmlns:m="http://schemas.openxmlformats.org/officeDocument/2006/math" xmlns:v="urn:schemas-microsoft-com:vml" xmlns:wp14="http://schemas.microsoft.com/office/word/2010/wordprocessingDrawing" xmlns:wp="http://schemas.openxmlformats.org/drawingml/2006/wordprocessingDrawing" xmlns:w10="urn:schemas-microsoft-com:office:word" xmlns:w="http://schemas.openxmlformats.org/wordprocessingml/2006/main" xmlns:w14="http://schemas.microsoft.com/office/word/2010/wordml" xmlns:w15="http://schemas.microsoft.com/office/word/2012/wordml" xmlns:w16se="http://schemas.microsoft.com/office/word/2015/wordml/symex" xmlns:wpg="http://schemas.microsoft.com/office/word/2010/wordprocessingGroup" xmlns:wpi="http://schemas.microsoft.com/office/word/2010/wordprocessingInk" xmlns:wne="http://schemas.microsoft.com/office/word/2006/wordml" xmlns:wps="http://schemas.microsoft.com/office/word/2010/wordprocessingShape" mc:Ignorable="w14 w15 w16se wp14">
   <w:tbl>
     <w:tblPr>
       <w:tblW w:w="5000" w:type="pct"/>
@@ -4917,7 +4966,7 @@
 </file>
 
 <file path=word/footer7.xml><?xml version="1.0" encoding="utf-8"?>
-<w:ftr xmlns:wpc="http://schemas.microsoft.com/office/word/2010/wordprocessingCanvas" xmlns:cx="http://schemas.microsoft.com/office/drawing/2014/chartex" xmlns:cx1="http://schemas.microsoft.com/office/drawing/2015/9/8/chartex" xmlns:mc="http://schemas.openxmlformats.org/markup-compatibility/2006" xmlns:o="urn:schemas-microsoft-com:office:office" xmlns:r="http://schemas.openxmlformats.org/officeDocument/2006/relationships" xmlns:m="http://schemas.openxmlformats.org/officeDocument/2006/math" xmlns:v="urn:schemas-microsoft-com:vml" xmlns:wp14="http://schemas.microsoft.com/office/word/2010/wordprocessingDrawing" xmlns:wp="http://schemas.openxmlformats.org/drawingml/2006/wordprocessingDrawing" xmlns:w10="urn:schemas-microsoft-com:office:word" xmlns:w="http://schemas.openxmlformats.org/wordprocessingml/2006/main" xmlns:w14="http://schemas.microsoft.com/office/word/2010/wordml" xmlns:w15="http://schemas.microsoft.com/office/word/2012/wordml" xmlns:w16se="http://schemas.microsoft.com/office/word/2015/wordml/symex" xmlns:wpg="http://schemas.microsoft.com/office/word/2010/wordprocessingGroup" xmlns:wpi="http://schemas.microsoft.com/office/word/2010/wordprocessingInk" xmlns:wne="http://schemas.microsoft.com/office/word/2006/wordml" xmlns:wps="http://schemas.microsoft.com/office/word/2010/wordprocessingShape" mc:Ignorable="w14 w15 w16se wp14">
+<w:ftr xmlns:wpc="http://schemas.microsoft.com/office/word/2010/wordprocessingCanvas" xmlns:cx="http://schemas.microsoft.com/office/drawing/2014/chartex" xmlns:mc="http://schemas.openxmlformats.org/markup-compatibility/2006" xmlns:o="urn:schemas-microsoft-com:office:office" xmlns:r="http://schemas.openxmlformats.org/officeDocument/2006/relationships" xmlns:m="http://schemas.openxmlformats.org/officeDocument/2006/math" xmlns:v="urn:schemas-microsoft-com:vml" xmlns:wp14="http://schemas.microsoft.com/office/word/2010/wordprocessingDrawing" xmlns:wp="http://schemas.openxmlformats.org/drawingml/2006/wordprocessingDrawing" xmlns:w10="urn:schemas-microsoft-com:office:word" xmlns:w="http://schemas.openxmlformats.org/wordprocessingml/2006/main" xmlns:w14="http://schemas.microsoft.com/office/word/2010/wordml" xmlns:w15="http://schemas.microsoft.com/office/word/2012/wordml" xmlns:w16se="http://schemas.microsoft.com/office/word/2015/wordml/symex" xmlns:wpg="http://schemas.microsoft.com/office/word/2010/wordprocessingGroup" xmlns:wpi="http://schemas.microsoft.com/office/word/2010/wordprocessingInk" xmlns:wne="http://schemas.microsoft.com/office/word/2006/wordml" xmlns:wps="http://schemas.microsoft.com/office/word/2010/wordprocessingShape" mc:Ignorable="w14 w15 w16se wp14">
   <w:tbl>
     <w:tblPr>
       <w:tblW w:w="5000" w:type="pct"/>
@@ -5049,7 +5098,7 @@
 </file>
 
 <file path=word/footnotes.xml><?xml version="1.0" encoding="utf-8"?>
-<w:footnotes xmlns:wpc="http://schemas.microsoft.com/office/word/2010/wordprocessingCanvas" xmlns:cx="http://schemas.microsoft.com/office/drawing/2014/chartex" xmlns:cx1="http://schemas.microsoft.com/office/drawing/2015/9/8/chartex" xmlns:mc="http://schemas.openxmlformats.org/markup-compatibility/2006" xmlns:o="urn:schemas-microsoft-com:office:office" xmlns:r="http://schemas.openxmlformats.org/officeDocument/2006/relationships" xmlns:m="http://schemas.openxmlformats.org/officeDocument/2006/math" xmlns:v="urn:schemas-microsoft-com:vml" xmlns:wp14="http://schemas.microsoft.com/office/word/2010/wordprocessingDrawing" xmlns:wp="http://schemas.openxmlformats.org/drawingml/2006/wordprocessingDrawing" xmlns:w10="urn:schemas-microsoft-com:office:word" xmlns:w="http://schemas.openxmlformats.org/wordprocessingml/2006/main" xmlns:w14="http://schemas.microsoft.com/office/word/2010/wordml" xmlns:w15="http://schemas.microsoft.com/office/word/2012/wordml" xmlns:w16se="http://schemas.microsoft.com/office/word/2015/wordml/symex" xmlns:wpg="http://schemas.microsoft.com/office/word/2010/wordprocessingGroup" xmlns:wpi="http://schemas.microsoft.com/office/word/2010/wordprocessingInk" xmlns:wne="http://schemas.microsoft.com/office/word/2006/wordml" xmlns:wps="http://schemas.microsoft.com/office/word/2010/wordprocessingShape" mc:Ignorable="w14 w15 w16se wp14">
+<w:footnotes xmlns:wpc="http://schemas.microsoft.com/office/word/2010/wordprocessingCanvas" xmlns:cx="http://schemas.microsoft.com/office/drawing/2014/chartex" xmlns:mc="http://schemas.openxmlformats.org/markup-compatibility/2006" xmlns:o="urn:schemas-microsoft-com:office:office" xmlns:r="http://schemas.openxmlformats.org/officeDocument/2006/relationships" xmlns:m="http://schemas.openxmlformats.org/officeDocument/2006/math" xmlns:v="urn:schemas-microsoft-com:vml" xmlns:wp14="http://schemas.microsoft.com/office/word/2010/wordprocessingDrawing" xmlns:wp="http://schemas.openxmlformats.org/drawingml/2006/wordprocessingDrawing" xmlns:w10="urn:schemas-microsoft-com:office:word" xmlns:w="http://schemas.openxmlformats.org/wordprocessingml/2006/main" xmlns:w14="http://schemas.microsoft.com/office/word/2010/wordml" xmlns:w15="http://schemas.microsoft.com/office/word/2012/wordml" xmlns:w16se="http://schemas.microsoft.com/office/word/2015/wordml/symex" xmlns:wpg="http://schemas.microsoft.com/office/word/2010/wordprocessingGroup" xmlns:wpi="http://schemas.microsoft.com/office/word/2010/wordprocessingInk" xmlns:wne="http://schemas.microsoft.com/office/word/2006/wordml" xmlns:wps="http://schemas.microsoft.com/office/word/2010/wordprocessingShape" mc:Ignorable="w14 w15 w16se wp14">
   <w:footnote w:type="separator" w:id="-1">
     <w:p>
       <w:pPr>
@@ -5074,7 +5123,7 @@
 </file>
 
 <file path=word/numbering.xml><?xml version="1.0" encoding="utf-8"?>
-<w:numbering xmlns:wpc="http://schemas.microsoft.com/office/word/2010/wordprocessingCanvas" xmlns:cx="http://schemas.microsoft.com/office/drawing/2014/chartex" xmlns:cx1="http://schemas.microsoft.com/office/drawing/2015/9/8/chartex" xmlns:mc="http://schemas.openxmlformats.org/markup-compatibility/2006" xmlns:o="urn:schemas-microsoft-com:office:office" xmlns:r="http://schemas.openxmlformats.org/officeDocument/2006/relationships" xmlns:m="http://schemas.openxmlformats.org/officeDocument/2006/math" xmlns:v="urn:schemas-microsoft-com:vml" xmlns:wp14="http://schemas.microsoft.com/office/word/2010/wordprocessingDrawing" xmlns:wp="http://schemas.openxmlformats.org/drawingml/2006/wordprocessingDrawing" xmlns:w10="urn:schemas-microsoft-com:office:word" xmlns:w="http://schemas.openxmlformats.org/wordprocessingml/2006/main" xmlns:w14="http://schemas.microsoft.com/office/word/2010/wordml" xmlns:w15="http://schemas.microsoft.com/office/word/2012/wordml" xmlns:w16se="http://schemas.microsoft.com/office/word/2015/wordml/symex" xmlns:wpg="http://schemas.microsoft.com/office/word/2010/wordprocessingGroup" xmlns:wpi="http://schemas.microsoft.com/office/word/2010/wordprocessingInk" xmlns:wne="http://schemas.microsoft.com/office/word/2006/wordml" xmlns:wps="http://schemas.microsoft.com/office/word/2010/wordprocessingShape" mc:Ignorable="w14 w15 w16se wp14">
+<w:numbering xmlns:wpc="http://schemas.microsoft.com/office/word/2010/wordprocessingCanvas" xmlns:cx="http://schemas.microsoft.com/office/drawing/2014/chartex" xmlns:mc="http://schemas.openxmlformats.org/markup-compatibility/2006" xmlns:o="urn:schemas-microsoft-com:office:office" xmlns:r="http://schemas.openxmlformats.org/officeDocument/2006/relationships" xmlns:m="http://schemas.openxmlformats.org/officeDocument/2006/math" xmlns:v="urn:schemas-microsoft-com:vml" xmlns:wp14="http://schemas.microsoft.com/office/word/2010/wordprocessingDrawing" xmlns:wp="http://schemas.openxmlformats.org/drawingml/2006/wordprocessingDrawing" xmlns:w10="urn:schemas-microsoft-com:office:word" xmlns:w="http://schemas.openxmlformats.org/wordprocessingml/2006/main" xmlns:w14="http://schemas.microsoft.com/office/word/2010/wordml" xmlns:w15="http://schemas.microsoft.com/office/word/2012/wordml" xmlns:w16se="http://schemas.microsoft.com/office/word/2015/wordml/symex" xmlns:wpg="http://schemas.microsoft.com/office/word/2010/wordprocessingGroup" xmlns:wpi="http://schemas.microsoft.com/office/word/2010/wordprocessingInk" xmlns:wne="http://schemas.microsoft.com/office/word/2006/wordml" xmlns:wps="http://schemas.microsoft.com/office/word/2010/wordprocessingShape" mc:Ignorable="w14 w15 w16se wp14">
   <w:abstractNum w:abstractNumId="0" w15:restartNumberingAfterBreak="0">
     <w:nsid w:val="FFFFFF82"/>
     <w:multiLevelType w:val="singleLevel"/>
@@ -7550,7 +7599,7 @@
 </file>
 
 <file path=word/glossary/document.xml><?xml version="1.0" encoding="utf-8"?>
-<w:glossaryDocument xmlns:wpc="http://schemas.microsoft.com/office/word/2010/wordprocessingCanvas" xmlns:cx="http://schemas.microsoft.com/office/drawing/2014/chartex" xmlns:cx1="http://schemas.microsoft.com/office/drawing/2015/9/8/chartex" xmlns:mc="http://schemas.openxmlformats.org/markup-compatibility/2006" xmlns:o="urn:schemas-microsoft-com:office:office" xmlns:r="http://schemas.openxmlformats.org/officeDocument/2006/relationships" xmlns:m="http://schemas.openxmlformats.org/officeDocument/2006/math" xmlns:v="urn:schemas-microsoft-com:vml" xmlns:wp14="http://schemas.microsoft.com/office/word/2010/wordprocessingDrawing" xmlns:wp="http://schemas.openxmlformats.org/drawingml/2006/wordprocessingDrawing" xmlns:w10="urn:schemas-microsoft-com:office:word" xmlns:w="http://schemas.openxmlformats.org/wordprocessingml/2006/main" xmlns:w14="http://schemas.microsoft.com/office/word/2010/wordml" xmlns:w15="http://schemas.microsoft.com/office/word/2012/wordml" xmlns:w16se="http://schemas.microsoft.com/office/word/2015/wordml/symex" xmlns:wpg="http://schemas.microsoft.com/office/word/2010/wordprocessingGroup" xmlns:wpi="http://schemas.microsoft.com/office/word/2010/wordprocessingInk" xmlns:wne="http://schemas.microsoft.com/office/word/2006/wordml" xmlns:wps="http://schemas.microsoft.com/office/word/2010/wordprocessingShape" mc:Ignorable="w14 w15 w16se wp14">
+<w:glossaryDocument xmlns:wpc="http://schemas.microsoft.com/office/word/2010/wordprocessingCanvas" xmlns:cx="http://schemas.microsoft.com/office/drawing/2014/chartex" xmlns:mc="http://schemas.openxmlformats.org/markup-compatibility/2006" xmlns:o="urn:schemas-microsoft-com:office:office" xmlns:r="http://schemas.openxmlformats.org/officeDocument/2006/relationships" xmlns:m="http://schemas.openxmlformats.org/officeDocument/2006/math" xmlns:v="urn:schemas-microsoft-com:vml" xmlns:wp14="http://schemas.microsoft.com/office/word/2010/wordprocessingDrawing" xmlns:wp="http://schemas.openxmlformats.org/drawingml/2006/wordprocessingDrawing" xmlns:w10="urn:schemas-microsoft-com:office:word" xmlns:w="http://schemas.openxmlformats.org/wordprocessingml/2006/main" xmlns:w14="http://schemas.microsoft.com/office/word/2010/wordml" xmlns:w15="http://schemas.microsoft.com/office/word/2012/wordml" xmlns:w16se="http://schemas.microsoft.com/office/word/2015/wordml/symex" xmlns:wpg="http://schemas.microsoft.com/office/word/2010/wordprocessingGroup" xmlns:wpi="http://schemas.microsoft.com/office/word/2010/wordprocessingInk" xmlns:wne="http://schemas.microsoft.com/office/word/2006/wordml" xmlns:wps="http://schemas.microsoft.com/office/word/2010/wordprocessingShape" mc:Ignorable="w14 w15 w16se wp14">
   <w:docParts>
     <w:docPart>
       <w:docPartPr>
@@ -7717,7 +7766,7 @@
   </w:font>
   <w:font w:name="Times New Roman">
     <w:panose1 w:val="02020603050405020304"/>
-    <w:charset w:val="CC"/>
+    <w:charset w:val="00"/>
     <w:family w:val="roman"/>
     <w:pitch w:val="variable"/>
     <w:sig w:usb0="E0002EFF" w:usb1="C000785B" w:usb2="00000009" w:usb3="00000000" w:csb0="000001FF" w:csb1="00000000"/>
@@ -7741,7 +7790,7 @@
     <w:charset w:val="CC"/>
     <w:family w:val="swiss"/>
     <w:pitch w:val="variable"/>
-    <w:sig w:usb0="E4002EFF" w:usb1="C000247B" w:usb2="00000009" w:usb3="00000000" w:csb0="000001FF" w:csb1="00000000"/>
+    <w:sig w:usb0="E4002EFF" w:usb1="C200247B" w:usb2="00000009" w:usb3="00000000" w:csb0="000001FF" w:csb1="00000000"/>
   </w:font>
   <w:font w:name="Segoe UI">
     <w:panose1 w:val="020B0502040204020203"/>
@@ -7752,7 +7801,7 @@
   </w:font>
   <w:font w:name="Arial">
     <w:panose1 w:val="020B0604020202020204"/>
-    <w:charset w:val="CC"/>
+    <w:charset w:val="00"/>
     <w:family w:val="swiss"/>
     <w:pitch w:val="variable"/>
     <w:sig w:usb0="E0002EFF" w:usb1="C000785B" w:usb2="00000009" w:usb3="00000000" w:csb0="000001FF" w:csb1="00000000"/>
@@ -7762,7 +7811,7 @@
     <w:charset w:val="CC"/>
     <w:family w:val="swiss"/>
     <w:pitch w:val="variable"/>
-    <w:sig w:usb0="E4002EFF" w:usb1="C000247B" w:usb2="00000009" w:usb3="00000000" w:csb0="000001FF" w:csb1="00000000"/>
+    <w:sig w:usb0="E4002EFF" w:usb1="C200247B" w:usb2="00000009" w:usb3="00000000" w:csb0="000001FF" w:csb1="00000000"/>
   </w:font>
 </w:fonts>
 </file>
@@ -7784,6 +7833,7 @@
     <w:rsidRoot w:val="00CB6650"/>
     <w:rsid w:val="000123C7"/>
     <w:rsid w:val="00057D6B"/>
+    <w:rsid w:val="000E1B37"/>
     <w:rsid w:val="001007F5"/>
     <w:rsid w:val="00146D17"/>
     <w:rsid w:val="001A091B"/>
@@ -7806,6 +7856,7 @@
     <w:rsid w:val="00860CCF"/>
     <w:rsid w:val="0095467D"/>
     <w:rsid w:val="00A359B2"/>
+    <w:rsid w:val="00A80B9C"/>
     <w:rsid w:val="00AA03A1"/>
     <w:rsid w:val="00B06155"/>
     <w:rsid w:val="00BE4633"/>
@@ -7835,7 +7886,7 @@
   </m:mathPr>
   <w:themeFontLang w:val="ru-RU"/>
   <w:clrSchemeMapping w:bg1="light1" w:t1="dark1" w:bg2="light2" w:t2="dark2" w:accent1="accent1" w:accent2="accent2" w:accent3="accent3" w:accent4="accent4" w:accent5="accent5" w:accent6="accent6" w:hyperlink="hyperlink" w:followedHyperlink="followedHyperlink"/>
-  <w:decimalSymbol w:val="."/>
+  <w:decimalSymbol w:val=","/>
   <w:listSeparator w:val=";"/>
   <w15:chartTrackingRefBased/>
 </w:settings>
@@ -8613,7 +8664,7 @@
 </file>
 
 <file path=customXml/itemProps2.xml><?xml version="1.0" encoding="utf-8"?>
-<ds:datastoreItem xmlns:ds="http://schemas.openxmlformats.org/officeDocument/2006/customXml" ds:itemID="{973B2AB6-337D-412F-9A47-1BBD7B5FDDE7}">
+<ds:datastoreItem xmlns:ds="http://schemas.openxmlformats.org/officeDocument/2006/customXml" ds:itemID="{0002D3F9-01B7-4713-9A18-451414F08A88}">
   <ds:schemaRefs>
     <ds:schemaRef ds:uri="http://schemas.openxmlformats.org/officeDocument/2006/bibliography"/>
   </ds:schemaRefs>
